--- a/lessons/9-4/downloads/reveal/teacher/9.4-prerequisite-practice-answer-key.docx
+++ b/lessons/9-4/downloads/reveal/teacher/9.4-prerequisite-practice-answer-key.docx
@@ -13,7 +13,7 @@
           <w:caps/>
           <w:color w:val="003A70"/>
           <w:spacing w:val="12"/>
-          <w:sz w:val="19"/>
+          <w:sz w:val="22"/>
           <w:szCs w:val="19"/>
         </w:rPr>
         <w:t xml:space="preserve">Lesson 9-4  ·  Prerequisite Practice  ·  Answer Key</w:t>
@@ -21,6 +21,7 @@
     </w:p>
     <w:p>
       <w:pPr>
+        <w:pStyle w:val="Heading1"/>
         <w:spacing w:before="0" w:after="10" w:line="240" w:lineRule="auto"/>
       </w:pPr>
       <w:r>
@@ -45,7 +46,7 @@
         <w:rPr>
           <w:rFonts w:ascii="Avenir Next" w:hAnsi="Avenir Next" w:cs="Avenir Next" w:eastAsia="Avenir Next"/>
           <w:color w:val="5A5F66"/>
-          <w:sz w:val="17"/>
+          <w:sz w:val="22"/>
           <w:szCs w:val="17"/>
         </w:rPr>
         <w:t xml:space="preserve">Teacher use. Each sheet practices two earlier skills the session depends on. Step-frame answers are shown in order.</w:t>
@@ -85,6 +86,7 @@
           </w:tcPr>
           <w:p>
             <w:pPr>
+              <w:pStyle w:val="Heading2"/>
               <w:keepNext/>
               <w:pBdr>
                 <w:bottom w:val="single" w:sz="8" w:space="3" w:color="003A70"/>
@@ -100,7 +102,7 @@
                 <w:b/>
                 <w:color w:val="003A70"/>
                 <w:spacing w:val="14"/>
-                <w:sz w:val="19"/>
+                <w:sz w:val="22"/>
                 <w:szCs w:val="19"/>
               </w:rPr>
               <w:t xml:space="preserve">SESSION 1  ·  PRACTICE A</w:t>
@@ -119,7 +121,7 @@
                 <w:rFonts w:ascii="Avenir Next" w:hAnsi="Avenir Next" w:cs="Avenir Next" w:eastAsia="Avenir Next"/>
                 <w:i/>
                 <w:color w:val="5A5F66"/>
-                <w:sz w:val="17"/>
+                <w:sz w:val="22"/>
                 <w:szCs w:val="17"/>
               </w:rPr>
               <w:t xml:space="preserve">Multiply Two-Digit Numbers · Use Order of Operations</w:t>
@@ -138,7 +140,7 @@
                 <w:rFonts w:ascii="Avenir Next" w:hAnsi="Avenir Next" w:cs="Avenir Next" w:eastAsia="Avenir Next"/>
                 <w:b/>
                 <w:color w:val="1A1A1A"/>
-                <w:sz w:val="17"/>
+                <w:sz w:val="22"/>
                 <w:szCs w:val="17"/>
               </w:rPr>
               <w:t xml:space="preserve">1.</w:t>
@@ -156,7 +158,7 @@
               <w:rPr>
                 <w:rFonts w:ascii="Avenir Next" w:hAnsi="Avenir Next" w:cs="Avenir Next" w:eastAsia="Avenir Next"/>
                 <w:color w:val="1A1A1A"/>
-                <w:sz w:val="17"/>
+                <w:sz w:val="22"/>
                 <w:szCs w:val="17"/>
               </w:rPr>
               <w:t xml:space="preserve">Step 1: 2   Step 2: 270, 54   Step 3: 324</w:t>
@@ -175,7 +177,7 @@
                 <w:rFonts w:ascii="Avenir Next" w:hAnsi="Avenir Next" w:cs="Avenir Next" w:eastAsia="Avenir Next"/>
                 <w:b/>
                 <w:color w:val="1A1A1A"/>
-                <w:sz w:val="17"/>
+                <w:sz w:val="22"/>
                 <w:szCs w:val="17"/>
               </w:rPr>
               <w:t xml:space="preserve">2.</w:t>
@@ -193,7 +195,7 @@
               <w:rPr>
                 <w:rFonts w:ascii="Avenir Next" w:hAnsi="Avenir Next" w:cs="Avenir Next" w:eastAsia="Avenir Next"/>
                 <w:color w:val="1A1A1A"/>
-                <w:sz w:val="17"/>
+                <w:sz w:val="22"/>
                 <w:szCs w:val="17"/>
               </w:rPr>
               <w:t xml:space="preserve">Step 1: 6   Step 2: 340, 204   Step 3: 544</w:t>
@@ -212,7 +214,7 @@
                 <w:rFonts w:ascii="Avenir Next" w:hAnsi="Avenir Next" w:cs="Avenir Next" w:eastAsia="Avenir Next"/>
                 <w:b/>
                 <w:color w:val="1A1A1A"/>
-                <w:sz w:val="17"/>
+                <w:sz w:val="22"/>
                 <w:szCs w:val="17"/>
               </w:rPr>
               <w:t xml:space="preserve">3.</w:t>
@@ -230,7 +232,7 @@
               <w:rPr>
                 <w:rFonts w:ascii="Avenir Next" w:hAnsi="Avenir Next" w:cs="Avenir Next" w:eastAsia="Avenir Next"/>
                 <w:color w:val="1A1A1A"/>
-                <w:sz w:val="17"/>
+                <w:sz w:val="22"/>
                 <w:szCs w:val="17"/>
               </w:rPr>
               <w:t xml:space="preserve">a. 550  b. 437  c. 585  d. 432  e. 210  f. 308</w:t>
@@ -249,7 +251,7 @@
                 <w:rFonts w:ascii="Avenir Next" w:hAnsi="Avenir Next" w:cs="Avenir Next" w:eastAsia="Avenir Next"/>
                 <w:b/>
                 <w:color w:val="1A1A1A"/>
-                <w:sz w:val="17"/>
+                <w:sz w:val="22"/>
                 <w:szCs w:val="17"/>
               </w:rPr>
               <w:t xml:space="preserve">4.</w:t>
@@ -267,7 +269,7 @@
               <w:rPr>
                 <w:rFonts w:ascii="Avenir Next" w:hAnsi="Avenir Next" w:cs="Avenir Next" w:eastAsia="Avenir Next"/>
                 <w:color w:val="1A1A1A"/>
-                <w:sz w:val="17"/>
+                <w:sz w:val="22"/>
                 <w:szCs w:val="17"/>
               </w:rPr>
               <w:t xml:space="preserve">Step 1: none   Step 2: 45   Step 3: 57</w:t>
@@ -286,7 +288,7 @@
                 <w:rFonts w:ascii="Avenir Next" w:hAnsi="Avenir Next" w:cs="Avenir Next" w:eastAsia="Avenir Next"/>
                 <w:b/>
                 <w:color w:val="1A1A1A"/>
-                <w:sz w:val="17"/>
+                <w:sz w:val="22"/>
                 <w:szCs w:val="17"/>
               </w:rPr>
               <w:t xml:space="preserve">5.</w:t>
@@ -304,7 +306,7 @@
               <w:rPr>
                 <w:rFonts w:ascii="Avenir Next" w:hAnsi="Avenir Next" w:cs="Avenir Next" w:eastAsia="Avenir Next"/>
                 <w:color w:val="1A1A1A"/>
-                <w:sz w:val="17"/>
+                <w:sz w:val="22"/>
                 <w:szCs w:val="17"/>
               </w:rPr>
               <w:t xml:space="preserve">Step 1: 10   Step 2: 20   Step 3: 20</w:t>
@@ -323,7 +325,7 @@
                 <w:rFonts w:ascii="Avenir Next" w:hAnsi="Avenir Next" w:cs="Avenir Next" w:eastAsia="Avenir Next"/>
                 <w:b/>
                 <w:color w:val="1A1A1A"/>
-                <w:sz w:val="17"/>
+                <w:sz w:val="22"/>
                 <w:szCs w:val="17"/>
               </w:rPr>
               <w:t xml:space="preserve">6.</w:t>
@@ -341,7 +343,7 @@
               <w:rPr>
                 <w:rFonts w:ascii="Avenir Next" w:hAnsi="Avenir Next" w:cs="Avenir Next" w:eastAsia="Avenir Next"/>
                 <w:color w:val="1A1A1A"/>
-                <w:sz w:val="17"/>
+                <w:sz w:val="22"/>
                 <w:szCs w:val="17"/>
               </w:rPr>
               <w:t xml:space="preserve">a. 13  b. 8  c. 10  d. 30  e. 11  f. 55</w:t>
@@ -360,7 +362,7 @@
                 <w:rFonts w:ascii="Avenir Next" w:hAnsi="Avenir Next" w:cs="Avenir Next" w:eastAsia="Avenir Next"/>
                 <w:b/>
                 <w:color w:val="1A1A1A"/>
-                <w:sz w:val="17"/>
+                <w:sz w:val="22"/>
                 <w:szCs w:val="17"/>
               </w:rPr>
               <w:t xml:space="preserve">7.</w:t>
@@ -379,7 +381,7 @@
                 <w:rFonts w:ascii="Avenir Next" w:hAnsi="Avenir Next" w:cs="Avenir Next" w:eastAsia="Avenir Next"/>
                 <w:b/>
                 <w:color w:val="1A1A1A"/>
-                <w:sz w:val="17"/>
+                <w:sz w:val="22"/>
                 <w:szCs w:val="17"/>
               </w:rPr>
               <w:t xml:space="preserve">B</w:t>
@@ -388,7 +390,7 @@
               <w:rPr>
                 <w:rFonts w:ascii="Avenir Next" w:hAnsi="Avenir Next" w:cs="Avenir Next" w:eastAsia="Avenir Next"/>
                 <w:color w:val="1A1A1A"/>
-                <w:sz w:val="17"/>
+                <w:sz w:val="22"/>
                 <w:szCs w:val="17"/>
               </w:rPr>
               <w:t xml:space="preserve">  ($90)</w:t>
@@ -402,6 +404,7 @@
           </w:tcPr>
           <w:p>
             <w:pPr>
+              <w:pStyle w:val="Heading2"/>
               <w:keepNext/>
               <w:pBdr>
                 <w:bottom w:val="single" w:sz="8" w:space="3" w:color="003A70"/>
@@ -417,7 +420,7 @@
                 <w:b/>
                 <w:color w:val="003A70"/>
                 <w:spacing w:val="14"/>
-                <w:sz w:val="19"/>
+                <w:sz w:val="22"/>
                 <w:szCs w:val="19"/>
               </w:rPr>
               <w:t xml:space="preserve">SESSION 1  ·  PRACTICE B</w:t>
@@ -436,7 +439,7 @@
                 <w:rFonts w:ascii="Avenir Next" w:hAnsi="Avenir Next" w:cs="Avenir Next" w:eastAsia="Avenir Next"/>
                 <w:i/>
                 <w:color w:val="5A5F66"/>
-                <w:sz w:val="17"/>
+                <w:sz w:val="22"/>
                 <w:szCs w:val="17"/>
               </w:rPr>
               <w:t xml:space="preserve">Substitute into Expressions · Write Equations from Situations</w:t>
@@ -455,7 +458,7 @@
                 <w:rFonts w:ascii="Avenir Next" w:hAnsi="Avenir Next" w:cs="Avenir Next" w:eastAsia="Avenir Next"/>
                 <w:b/>
                 <w:color w:val="1A1A1A"/>
-                <w:sz w:val="17"/>
+                <w:sz w:val="22"/>
                 <w:szCs w:val="17"/>
               </w:rPr>
               <w:t xml:space="preserve">1.</w:t>
@@ -473,7 +476,7 @@
               <w:rPr>
                 <w:rFonts w:ascii="Avenir Next" w:hAnsi="Avenir Next" w:cs="Avenir Next" w:eastAsia="Avenir Next"/>
                 <w:color w:val="1A1A1A"/>
-                <w:sz w:val="17"/>
+                <w:sz w:val="22"/>
                 <w:szCs w:val="17"/>
               </w:rPr>
               <w:t xml:space="preserve">Step 1: 6   Step 2: 18   Step 3: 30</w:t>
@@ -492,7 +495,7 @@
                 <w:rFonts w:ascii="Avenir Next" w:hAnsi="Avenir Next" w:cs="Avenir Next" w:eastAsia="Avenir Next"/>
                 <w:b/>
                 <w:color w:val="1A1A1A"/>
-                <w:sz w:val="17"/>
+                <w:sz w:val="22"/>
                 <w:szCs w:val="17"/>
               </w:rPr>
               <w:t xml:space="preserve">2.</w:t>
@@ -510,7 +513,7 @@
               <w:rPr>
                 <w:rFonts w:ascii="Avenir Next" w:hAnsi="Avenir Next" w:cs="Avenir Next" w:eastAsia="Avenir Next"/>
                 <w:color w:val="1A1A1A"/>
-                <w:sz w:val="17"/>
+                <w:sz w:val="22"/>
                 <w:szCs w:val="17"/>
               </w:rPr>
               <w:t xml:space="preserve">Step 1: 6   Step 2: 24   Step 3: 76</w:t>
@@ -529,7 +532,7 @@
                 <w:rFonts w:ascii="Avenir Next" w:hAnsi="Avenir Next" w:cs="Avenir Next" w:eastAsia="Avenir Next"/>
                 <w:b/>
                 <w:color w:val="1A1A1A"/>
-                <w:sz w:val="17"/>
+                <w:sz w:val="22"/>
                 <w:szCs w:val="17"/>
               </w:rPr>
               <w:t xml:space="preserve">3.</w:t>
@@ -547,7 +550,7 @@
               <w:rPr>
                 <w:rFonts w:ascii="Avenir Next" w:hAnsi="Avenir Next" w:cs="Avenir Next" w:eastAsia="Avenir Next"/>
                 <w:color w:val="1A1A1A"/>
-                <w:sz w:val="17"/>
+                <w:sz w:val="22"/>
                 <w:szCs w:val="17"/>
               </w:rPr>
               <w:t xml:space="preserve">a. 54  b. 23  c. 8  d. 17  e. 40  f. 61</w:t>
@@ -566,7 +569,7 @@
                 <w:rFonts w:ascii="Avenir Next" w:hAnsi="Avenir Next" w:cs="Avenir Next" w:eastAsia="Avenir Next"/>
                 <w:b/>
                 <w:color w:val="1A1A1A"/>
-                <w:sz w:val="17"/>
+                <w:sz w:val="22"/>
                 <w:szCs w:val="17"/>
               </w:rPr>
               <w:t xml:space="preserve">4.</w:t>
@@ -584,7 +587,7 @@
               <w:rPr>
                 <w:rFonts w:ascii="Avenir Next" w:hAnsi="Avenir Next" w:cs="Avenir Next" w:eastAsia="Avenir Next"/>
                 <w:color w:val="1A1A1A"/>
-                <w:sz w:val="17"/>
+                <w:sz w:val="22"/>
                 <w:szCs w:val="17"/>
               </w:rPr>
               <w:t xml:space="preserve">Step 1: 12   Step 2: </w:t>
@@ -594,7 +597,7 @@
                 <w:rFonts w:ascii="Avenir Next" w:hAnsi="Avenir Next" w:cs="Avenir Next" w:eastAsia="Avenir Next"/>
                 <w:i/>
                 <w:color w:val="1A1A1A"/>
-                <w:sz w:val="17"/>
+                <w:sz w:val="22"/>
                 <w:szCs w:val="17"/>
               </w:rPr>
               <w:t xml:space="preserve">c</w:t>
@@ -603,7 +606,7 @@
               <w:rPr>
                 <w:rFonts w:ascii="Avenir Next" w:hAnsi="Avenir Next" w:cs="Avenir Next" w:eastAsia="Avenir Next"/>
                 <w:color w:val="1A1A1A"/>
-                <w:sz w:val="17"/>
+                <w:sz w:val="22"/>
                 <w:szCs w:val="17"/>
               </w:rPr>
               <w:t xml:space="preserve">   Step 3: 12</w:t>
@@ -613,7 +616,7 @@
                 <w:rFonts w:ascii="Avenir Next" w:hAnsi="Avenir Next" w:cs="Avenir Next" w:eastAsia="Avenir Next"/>
                 <w:i/>
                 <w:color w:val="1A1A1A"/>
-                <w:sz w:val="17"/>
+                <w:sz w:val="22"/>
                 <w:szCs w:val="17"/>
               </w:rPr>
               <w:t xml:space="preserve">n</w:t>
@@ -632,7 +635,7 @@
                 <w:rFonts w:ascii="Avenir Next" w:hAnsi="Avenir Next" w:cs="Avenir Next" w:eastAsia="Avenir Next"/>
                 <w:b/>
                 <w:color w:val="1A1A1A"/>
-                <w:sz w:val="17"/>
+                <w:sz w:val="22"/>
                 <w:szCs w:val="17"/>
               </w:rPr>
               <w:t xml:space="preserve">5.</w:t>
@@ -650,7 +653,7 @@
               <w:rPr>
                 <w:rFonts w:ascii="Avenir Next" w:hAnsi="Avenir Next" w:cs="Avenir Next" w:eastAsia="Avenir Next"/>
                 <w:color w:val="1A1A1A"/>
-                <w:sz w:val="17"/>
+                <w:sz w:val="22"/>
                 <w:szCs w:val="17"/>
               </w:rPr>
               <w:t xml:space="preserve">Step 1: 55   Step 2: </w:t>
@@ -660,7 +663,7 @@
                 <w:rFonts w:ascii="Avenir Next" w:hAnsi="Avenir Next" w:cs="Avenir Next" w:eastAsia="Avenir Next"/>
                 <w:i/>
                 <w:color w:val="1A1A1A"/>
-                <w:sz w:val="17"/>
+                <w:sz w:val="22"/>
                 <w:szCs w:val="17"/>
               </w:rPr>
               <w:t xml:space="preserve">m</w:t>
@@ -669,7 +672,7 @@
               <w:rPr>
                 <w:rFonts w:ascii="Avenir Next" w:hAnsi="Avenir Next" w:cs="Avenir Next" w:eastAsia="Avenir Next"/>
                 <w:color w:val="1A1A1A"/>
-                <w:sz w:val="17"/>
+                <w:sz w:val="22"/>
                 <w:szCs w:val="17"/>
               </w:rPr>
               <w:t xml:space="preserve">   Step 3: 55</w:t>
@@ -679,7 +682,7 @@
                 <w:rFonts w:ascii="Avenir Next" w:hAnsi="Avenir Next" w:cs="Avenir Next" w:eastAsia="Avenir Next"/>
                 <w:i/>
                 <w:color w:val="1A1A1A"/>
-                <w:sz w:val="17"/>
+                <w:sz w:val="22"/>
                 <w:szCs w:val="17"/>
               </w:rPr>
               <w:t xml:space="preserve">h</w:t>
@@ -698,7 +701,7 @@
                 <w:rFonts w:ascii="Avenir Next" w:hAnsi="Avenir Next" w:cs="Avenir Next" w:eastAsia="Avenir Next"/>
                 <w:b/>
                 <w:color w:val="1A1A1A"/>
-                <w:sz w:val="17"/>
+                <w:sz w:val="22"/>
                 <w:szCs w:val="17"/>
               </w:rPr>
               <w:t xml:space="preserve">6.</w:t>
@@ -716,7 +719,7 @@
               <w:rPr>
                 <w:rFonts w:ascii="Avenir Next" w:hAnsi="Avenir Next" w:cs="Avenir Next" w:eastAsia="Avenir Next"/>
                 <w:color w:val="1A1A1A"/>
-                <w:sz w:val="17"/>
+                <w:sz w:val="22"/>
                 <w:szCs w:val="17"/>
               </w:rPr>
               <w:t xml:space="preserve">a. </w:t>
@@ -726,7 +729,7 @@
                 <w:rFonts w:ascii="Avenir Next" w:hAnsi="Avenir Next" w:cs="Avenir Next" w:eastAsia="Avenir Next"/>
                 <w:i/>
                 <w:color w:val="1A1A1A"/>
-                <w:sz w:val="17"/>
+                <w:sz w:val="22"/>
                 <w:szCs w:val="17"/>
               </w:rPr>
               <w:t xml:space="preserve">y</w:t>
@@ -735,7 +738,7 @@
               <w:rPr>
                 <w:rFonts w:ascii="Avenir Next" w:hAnsi="Avenir Next" w:cs="Avenir Next" w:eastAsia="Avenir Next"/>
                 <w:color w:val="1A1A1A"/>
-                <w:sz w:val="17"/>
+                <w:sz w:val="22"/>
                 <w:szCs w:val="17"/>
               </w:rPr>
               <w:t xml:space="preserve"> = 2.5</w:t>
@@ -745,7 +748,7 @@
                 <w:rFonts w:ascii="Avenir Next" w:hAnsi="Avenir Next" w:cs="Avenir Next" w:eastAsia="Avenir Next"/>
                 <w:i/>
                 <w:color w:val="1A1A1A"/>
-                <w:sz w:val="17"/>
+                <w:sz w:val="22"/>
                 <w:szCs w:val="17"/>
               </w:rPr>
               <w:t xml:space="preserve">x</w:t>
@@ -754,7 +757,7 @@
               <w:rPr>
                 <w:rFonts w:ascii="Avenir Next" w:hAnsi="Avenir Next" w:cs="Avenir Next" w:eastAsia="Avenir Next"/>
                 <w:color w:val="1A1A1A"/>
-                <w:sz w:val="17"/>
+                <w:sz w:val="22"/>
                 <w:szCs w:val="17"/>
               </w:rPr>
               <w:t xml:space="preserve">  b. </w:t>
@@ -764,7 +767,7 @@
                 <w:rFonts w:ascii="Avenir Next" w:hAnsi="Avenir Next" w:cs="Avenir Next" w:eastAsia="Avenir Next"/>
                 <w:i/>
                 <w:color w:val="1A1A1A"/>
-                <w:sz w:val="17"/>
+                <w:sz w:val="22"/>
                 <w:szCs w:val="17"/>
               </w:rPr>
               <w:t xml:space="preserve">y</w:t>
@@ -773,7 +776,7 @@
               <w:rPr>
                 <w:rFonts w:ascii="Avenir Next" w:hAnsi="Avenir Next" w:cs="Avenir Next" w:eastAsia="Avenir Next"/>
                 <w:color w:val="1A1A1A"/>
-                <w:sz w:val="17"/>
+                <w:sz w:val="22"/>
                 <w:szCs w:val="17"/>
               </w:rPr>
               <w:t xml:space="preserve"> = 4</w:t>
@@ -783,7 +786,7 @@
                 <w:rFonts w:ascii="Avenir Next" w:hAnsi="Avenir Next" w:cs="Avenir Next" w:eastAsia="Avenir Next"/>
                 <w:i/>
                 <w:color w:val="1A1A1A"/>
-                <w:sz w:val="17"/>
+                <w:sz w:val="22"/>
                 <w:szCs w:val="17"/>
               </w:rPr>
               <w:t xml:space="preserve">x</w:t>
@@ -792,7 +795,7 @@
               <w:rPr>
                 <w:rFonts w:ascii="Avenir Next" w:hAnsi="Avenir Next" w:cs="Avenir Next" w:eastAsia="Avenir Next"/>
                 <w:color w:val="1A1A1A"/>
-                <w:sz w:val="17"/>
+                <w:sz w:val="22"/>
                 <w:szCs w:val="17"/>
               </w:rPr>
               <w:t xml:space="preserve">  c. </w:t>
@@ -802,7 +805,7 @@
                 <w:rFonts w:ascii="Avenir Next" w:hAnsi="Avenir Next" w:cs="Avenir Next" w:eastAsia="Avenir Next"/>
                 <w:i/>
                 <w:color w:val="1A1A1A"/>
-                <w:sz w:val="17"/>
+                <w:sz w:val="22"/>
                 <w:szCs w:val="17"/>
               </w:rPr>
               <w:t xml:space="preserve">y</w:t>
@@ -811,7 +814,7 @@
               <w:rPr>
                 <w:rFonts w:ascii="Avenir Next" w:hAnsi="Avenir Next" w:cs="Avenir Next" w:eastAsia="Avenir Next"/>
                 <w:color w:val="1A1A1A"/>
-                <w:sz w:val="17"/>
+                <w:sz w:val="22"/>
                 <w:szCs w:val="17"/>
               </w:rPr>
               <w:t xml:space="preserve"> = 30</w:t>
@@ -821,7 +824,7 @@
                 <w:rFonts w:ascii="Avenir Next" w:hAnsi="Avenir Next" w:cs="Avenir Next" w:eastAsia="Avenir Next"/>
                 <w:i/>
                 <w:color w:val="1A1A1A"/>
-                <w:sz w:val="17"/>
+                <w:sz w:val="22"/>
                 <w:szCs w:val="17"/>
               </w:rPr>
               <w:t xml:space="preserve">x</w:t>
@@ -830,7 +833,7 @@
               <w:rPr>
                 <w:rFonts w:ascii="Avenir Next" w:hAnsi="Avenir Next" w:cs="Avenir Next" w:eastAsia="Avenir Next"/>
                 <w:color w:val="1A1A1A"/>
-                <w:sz w:val="17"/>
+                <w:sz w:val="22"/>
                 <w:szCs w:val="17"/>
               </w:rPr>
               <w:t xml:space="preserve">  d. </w:t>
@@ -840,7 +843,7 @@
                 <w:rFonts w:ascii="Avenir Next" w:hAnsi="Avenir Next" w:cs="Avenir Next" w:eastAsia="Avenir Next"/>
                 <w:i/>
                 <w:color w:val="1A1A1A"/>
-                <w:sz w:val="17"/>
+                <w:sz w:val="22"/>
                 <w:szCs w:val="17"/>
               </w:rPr>
               <w:t xml:space="preserve">y</w:t>
@@ -849,7 +852,7 @@
               <w:rPr>
                 <w:rFonts w:ascii="Avenir Next" w:hAnsi="Avenir Next" w:cs="Avenir Next" w:eastAsia="Avenir Next"/>
                 <w:color w:val="1A1A1A"/>
-                <w:sz w:val="17"/>
+                <w:sz w:val="22"/>
                 <w:szCs w:val="17"/>
               </w:rPr>
               <w:t xml:space="preserve"> = 7</w:t>
@@ -859,7 +862,7 @@
                 <w:rFonts w:ascii="Avenir Next" w:hAnsi="Avenir Next" w:cs="Avenir Next" w:eastAsia="Avenir Next"/>
                 <w:i/>
                 <w:color w:val="1A1A1A"/>
-                <w:sz w:val="17"/>
+                <w:sz w:val="22"/>
                 <w:szCs w:val="17"/>
               </w:rPr>
               <w:t xml:space="preserve">x</w:t>
@@ -868,7 +871,7 @@
               <w:rPr>
                 <w:rFonts w:ascii="Avenir Next" w:hAnsi="Avenir Next" w:cs="Avenir Next" w:eastAsia="Avenir Next"/>
                 <w:color w:val="1A1A1A"/>
-                <w:sz w:val="17"/>
+                <w:sz w:val="22"/>
                 <w:szCs w:val="17"/>
               </w:rPr>
               <w:t xml:space="preserve">  e. </w:t>
@@ -878,7 +881,7 @@
                 <w:rFonts w:ascii="Avenir Next" w:hAnsi="Avenir Next" w:cs="Avenir Next" w:eastAsia="Avenir Next"/>
                 <w:i/>
                 <w:color w:val="1A1A1A"/>
-                <w:sz w:val="17"/>
+                <w:sz w:val="22"/>
                 <w:szCs w:val="17"/>
               </w:rPr>
               <w:t xml:space="preserve">y</w:t>
@@ -887,7 +890,7 @@
               <w:rPr>
                 <w:rFonts w:ascii="Avenir Next" w:hAnsi="Avenir Next" w:cs="Avenir Next" w:eastAsia="Avenir Next"/>
                 <w:color w:val="1A1A1A"/>
-                <w:sz w:val="17"/>
+                <w:sz w:val="22"/>
                 <w:szCs w:val="17"/>
               </w:rPr>
               <w:t xml:space="preserve"> = 60</w:t>
@@ -897,7 +900,7 @@
                 <w:rFonts w:ascii="Avenir Next" w:hAnsi="Avenir Next" w:cs="Avenir Next" w:eastAsia="Avenir Next"/>
                 <w:i/>
                 <w:color w:val="1A1A1A"/>
-                <w:sz w:val="17"/>
+                <w:sz w:val="22"/>
                 <w:szCs w:val="17"/>
               </w:rPr>
               <w:t xml:space="preserve">x</w:t>
@@ -906,7 +909,7 @@
               <w:rPr>
                 <w:rFonts w:ascii="Avenir Next" w:hAnsi="Avenir Next" w:cs="Avenir Next" w:eastAsia="Avenir Next"/>
                 <w:color w:val="1A1A1A"/>
-                <w:sz w:val="17"/>
+                <w:sz w:val="22"/>
                 <w:szCs w:val="17"/>
               </w:rPr>
               <w:t xml:space="preserve">  f. </w:t>
@@ -916,7 +919,7 @@
                 <w:rFonts w:ascii="Avenir Next" w:hAnsi="Avenir Next" w:cs="Avenir Next" w:eastAsia="Avenir Next"/>
                 <w:i/>
                 <w:color w:val="1A1A1A"/>
-                <w:sz w:val="17"/>
+                <w:sz w:val="22"/>
                 <w:szCs w:val="17"/>
               </w:rPr>
               <w:t xml:space="preserve">y</w:t>
@@ -925,7 +928,7 @@
               <w:rPr>
                 <w:rFonts w:ascii="Avenir Next" w:hAnsi="Avenir Next" w:cs="Avenir Next" w:eastAsia="Avenir Next"/>
                 <w:color w:val="1A1A1A"/>
-                <w:sz w:val="17"/>
+                <w:sz w:val="22"/>
                 <w:szCs w:val="17"/>
               </w:rPr>
               <w:t xml:space="preserve"> = 16</w:t>
@@ -935,7 +938,7 @@
                 <w:rFonts w:ascii="Avenir Next" w:hAnsi="Avenir Next" w:cs="Avenir Next" w:eastAsia="Avenir Next"/>
                 <w:i/>
                 <w:color w:val="1A1A1A"/>
-                <w:sz w:val="17"/>
+                <w:sz w:val="22"/>
                 <w:szCs w:val="17"/>
               </w:rPr>
               <w:t xml:space="preserve">x</w:t>
@@ -954,7 +957,7 @@
                 <w:rFonts w:ascii="Avenir Next" w:hAnsi="Avenir Next" w:cs="Avenir Next" w:eastAsia="Avenir Next"/>
                 <w:b/>
                 <w:color w:val="1A1A1A"/>
-                <w:sz w:val="17"/>
+                <w:sz w:val="22"/>
                 <w:szCs w:val="17"/>
               </w:rPr>
               <w:t xml:space="preserve">7.</w:t>
@@ -973,7 +976,7 @@
                 <w:rFonts w:ascii="Avenir Next" w:hAnsi="Avenir Next" w:cs="Avenir Next" w:eastAsia="Avenir Next"/>
                 <w:b/>
                 <w:color w:val="1A1A1A"/>
-                <w:sz w:val="17"/>
+                <w:sz w:val="22"/>
                 <w:szCs w:val="17"/>
               </w:rPr>
               <w:t xml:space="preserve">B</w:t>
@@ -982,7 +985,7 @@
               <w:rPr>
                 <w:rFonts w:ascii="Avenir Next" w:hAnsi="Avenir Next" w:cs="Avenir Next" w:eastAsia="Avenir Next"/>
                 <w:color w:val="1A1A1A"/>
-                <w:sz w:val="17"/>
+                <w:sz w:val="22"/>
                 <w:szCs w:val="17"/>
               </w:rPr>
               <w:t xml:space="preserve">  (</w:t>
@@ -992,7 +995,7 @@
                 <w:rFonts w:ascii="Avenir Next" w:hAnsi="Avenir Next" w:cs="Avenir Next" w:eastAsia="Avenir Next"/>
                 <w:i/>
                 <w:color w:val="1A1A1A"/>
-                <w:sz w:val="17"/>
+                <w:sz w:val="22"/>
                 <w:szCs w:val="17"/>
               </w:rPr>
               <w:t xml:space="preserve">m</w:t>
@@ -1001,7 +1004,7 @@
               <w:rPr>
                 <w:rFonts w:ascii="Avenir Next" w:hAnsi="Avenir Next" w:cs="Avenir Next" w:eastAsia="Avenir Next"/>
                 <w:color w:val="1A1A1A"/>
-                <w:sz w:val="17"/>
+                <w:sz w:val="22"/>
                 <w:szCs w:val="17"/>
               </w:rPr>
               <w:t xml:space="preserve"> = 40</w:t>
@@ -1011,7 +1014,7 @@
                 <w:rFonts w:ascii="Avenir Next" w:hAnsi="Avenir Next" w:cs="Avenir Next" w:eastAsia="Avenir Next"/>
                 <w:i/>
                 <w:color w:val="1A1A1A"/>
-                <w:sz w:val="17"/>
+                <w:sz w:val="22"/>
                 <w:szCs w:val="17"/>
               </w:rPr>
               <w:t xml:space="preserve">n</w:t>
@@ -1020,7 +1023,7 @@
               <w:rPr>
                 <w:rFonts w:ascii="Avenir Next" w:hAnsi="Avenir Next" w:cs="Avenir Next" w:eastAsia="Avenir Next"/>
                 <w:color w:val="1A1A1A"/>
-                <w:sz w:val="17"/>
+                <w:sz w:val="22"/>
                 <w:szCs w:val="17"/>
               </w:rPr>
               <w:t xml:space="preserve">)</w:t>
@@ -1068,6 +1071,7 @@
           </w:tcPr>
           <w:p>
             <w:pPr>
+              <w:pStyle w:val="Heading2"/>
               <w:keepNext/>
               <w:pBdr>
                 <w:bottom w:val="single" w:sz="8" w:space="3" w:color="003A70"/>
@@ -1083,7 +1087,7 @@
                 <w:b/>
                 <w:color w:val="003A70"/>
                 <w:spacing w:val="14"/>
-                <w:sz w:val="19"/>
+                <w:sz w:val="22"/>
                 <w:szCs w:val="19"/>
               </w:rPr>
               <w:t xml:space="preserve">SESSION 2  ·  PRACTICE A</w:t>
@@ -1102,7 +1106,7 @@
                 <w:rFonts w:ascii="Avenir Next" w:hAnsi="Avenir Next" w:cs="Avenir Next" w:eastAsia="Avenir Next"/>
                 <w:i/>
                 <w:color w:val="5A5F66"/>
-                <w:sz w:val="17"/>
+                <w:sz w:val="22"/>
                 <w:szCs w:val="17"/>
               </w:rPr>
               <w:t xml:space="preserve">Divide by Two-Digit Numbers · Interpret Remainders</w:t>
@@ -1121,7 +1125,7 @@
                 <w:rFonts w:ascii="Avenir Next" w:hAnsi="Avenir Next" w:cs="Avenir Next" w:eastAsia="Avenir Next"/>
                 <w:b/>
                 <w:color w:val="1A1A1A"/>
-                <w:sz w:val="17"/>
+                <w:sz w:val="22"/>
                 <w:szCs w:val="17"/>
               </w:rPr>
               <w:t xml:space="preserve">1.</w:t>
@@ -1139,7 +1143,7 @@
               <w:rPr>
                 <w:rFonts w:ascii="Avenir Next" w:hAnsi="Avenir Next" w:cs="Avenir Next" w:eastAsia="Avenir Next"/>
                 <w:color w:val="1A1A1A"/>
-                <w:sz w:val="17"/>
+                <w:sz w:val="22"/>
                 <w:szCs w:val="17"/>
               </w:rPr>
               <w:t xml:space="preserve">Step 1: 88   Step 2: 40, 8   Step 3: 48</w:t>
@@ -1158,7 +1162,7 @@
                 <w:rFonts w:ascii="Avenir Next" w:hAnsi="Avenir Next" w:cs="Avenir Next" w:eastAsia="Avenir Next"/>
                 <w:b/>
                 <w:color w:val="1A1A1A"/>
-                <w:sz w:val="17"/>
+                <w:sz w:val="22"/>
                 <w:szCs w:val="17"/>
               </w:rPr>
               <w:t xml:space="preserve">2.</w:t>
@@ -1176,7 +1180,7 @@
               <w:rPr>
                 <w:rFonts w:ascii="Avenir Next" w:hAnsi="Avenir Next" w:cs="Avenir Next" w:eastAsia="Avenir Next"/>
                 <w:color w:val="1A1A1A"/>
-                <w:sz w:val="17"/>
+                <w:sz w:val="22"/>
                 <w:szCs w:val="17"/>
               </w:rPr>
               <w:t xml:space="preserve">Step 1: 60   Step 2: 60, 5   Step 3: 65</w:t>
@@ -1195,7 +1199,7 @@
                 <w:rFonts w:ascii="Avenir Next" w:hAnsi="Avenir Next" w:cs="Avenir Next" w:eastAsia="Avenir Next"/>
                 <w:b/>
                 <w:color w:val="1A1A1A"/>
-                <w:sz w:val="17"/>
+                <w:sz w:val="22"/>
                 <w:szCs w:val="17"/>
               </w:rPr>
               <w:t xml:space="preserve">3.</w:t>
@@ -1213,7 +1217,7 @@
               <w:rPr>
                 <w:rFonts w:ascii="Avenir Next" w:hAnsi="Avenir Next" w:cs="Avenir Next" w:eastAsia="Avenir Next"/>
                 <w:color w:val="1A1A1A"/>
-                <w:sz w:val="17"/>
+                <w:sz w:val="22"/>
                 <w:szCs w:val="17"/>
               </w:rPr>
               <w:t xml:space="preserve">a. 12  b. 30  c. 30  d. 68  e. 21  f. 36</w:t>
@@ -1232,7 +1236,7 @@
                 <w:rFonts w:ascii="Avenir Next" w:hAnsi="Avenir Next" w:cs="Avenir Next" w:eastAsia="Avenir Next"/>
                 <w:b/>
                 <w:color w:val="1A1A1A"/>
-                <w:sz w:val="17"/>
+                <w:sz w:val="22"/>
                 <w:szCs w:val="17"/>
               </w:rPr>
               <w:t xml:space="preserve">4.</w:t>
@@ -1250,7 +1254,7 @@
               <w:rPr>
                 <w:rFonts w:ascii="Avenir Next" w:hAnsi="Avenir Next" w:cs="Avenir Next" w:eastAsia="Avenir Next"/>
                 <w:color w:val="1A1A1A"/>
-                <w:sz w:val="17"/>
+                <w:sz w:val="22"/>
                 <w:szCs w:val="17"/>
               </w:rPr>
               <w:t xml:space="preserve">Step 1: 5 R 5   Step 2: only full boxes   Step 3: 5</w:t>
@@ -1269,7 +1273,7 @@
                 <w:rFonts w:ascii="Avenir Next" w:hAnsi="Avenir Next" w:cs="Avenir Next" w:eastAsia="Avenir Next"/>
                 <w:b/>
                 <w:color w:val="1A1A1A"/>
-                <w:sz w:val="17"/>
+                <w:sz w:val="22"/>
                 <w:szCs w:val="17"/>
               </w:rPr>
               <w:t xml:space="preserve">5.</w:t>
@@ -1287,7 +1291,7 @@
               <w:rPr>
                 <w:rFonts w:ascii="Avenir Next" w:hAnsi="Avenir Next" w:cs="Avenir Next" w:eastAsia="Avenir Next"/>
                 <w:color w:val="1A1A1A"/>
-                <w:sz w:val="17"/>
+                <w:sz w:val="22"/>
                 <w:szCs w:val="17"/>
               </w:rPr>
               <w:t xml:space="preserve">Step 1: 8 R 2   Step 2: only whole books   Step 3: 8</w:t>
@@ -1306,7 +1310,7 @@
                 <w:rFonts w:ascii="Avenir Next" w:hAnsi="Avenir Next" w:cs="Avenir Next" w:eastAsia="Avenir Next"/>
                 <w:b/>
                 <w:color w:val="1A1A1A"/>
-                <w:sz w:val="17"/>
+                <w:sz w:val="22"/>
                 <w:szCs w:val="17"/>
               </w:rPr>
               <w:t xml:space="preserve">6.</w:t>
@@ -1324,7 +1328,7 @@
               <w:rPr>
                 <w:rFonts w:ascii="Avenir Next" w:hAnsi="Avenir Next" w:cs="Avenir Next" w:eastAsia="Avenir Next"/>
                 <w:color w:val="1A1A1A"/>
-                <w:sz w:val="17"/>
+                <w:sz w:val="22"/>
                 <w:szCs w:val="17"/>
               </w:rPr>
               <w:t xml:space="preserve">a. 15  b. 8  c. 8  d. 9</w:t>
@@ -1343,7 +1347,7 @@
                 <w:rFonts w:ascii="Avenir Next" w:hAnsi="Avenir Next" w:cs="Avenir Next" w:eastAsia="Avenir Next"/>
                 <w:b/>
                 <w:color w:val="1A1A1A"/>
-                <w:sz w:val="17"/>
+                <w:sz w:val="22"/>
                 <w:szCs w:val="17"/>
               </w:rPr>
               <w:t xml:space="preserve">7.</w:t>
@@ -1362,7 +1366,7 @@
                 <w:rFonts w:ascii="Avenir Next" w:hAnsi="Avenir Next" w:cs="Avenir Next" w:eastAsia="Avenir Next"/>
                 <w:b/>
                 <w:color w:val="1A1A1A"/>
-                <w:sz w:val="17"/>
+                <w:sz w:val="22"/>
                 <w:szCs w:val="17"/>
               </w:rPr>
               <w:t xml:space="preserve">C</w:t>
@@ -1371,7 +1375,7 @@
               <w:rPr>
                 <w:rFonts w:ascii="Avenir Next" w:hAnsi="Avenir Next" w:cs="Avenir Next" w:eastAsia="Avenir Next"/>
                 <w:color w:val="1A1A1A"/>
-                <w:sz w:val="17"/>
+                <w:sz w:val="22"/>
                 <w:szCs w:val="17"/>
               </w:rPr>
               <w:t xml:space="preserve">  (13)</w:t>
@@ -1385,6 +1389,7 @@
           </w:tcPr>
           <w:p>
             <w:pPr>
+              <w:pStyle w:val="Heading2"/>
               <w:keepNext/>
               <w:pBdr>
                 <w:bottom w:val="single" w:sz="8" w:space="3" w:color="003A70"/>
@@ -1400,7 +1405,7 @@
                 <w:b/>
                 <w:color w:val="003A70"/>
                 <w:spacing w:val="14"/>
-                <w:sz w:val="19"/>
+                <w:sz w:val="22"/>
                 <w:szCs w:val="19"/>
               </w:rPr>
               <w:t xml:space="preserve">SESSION 2  ·  PRACTICE B</w:t>
@@ -1419,7 +1424,7 @@
                 <w:rFonts w:ascii="Avenir Next" w:hAnsi="Avenir Next" w:cs="Avenir Next" w:eastAsia="Avenir Next"/>
                 <w:i/>
                 <w:color w:val="5A5F66"/>
-                <w:sz w:val="17"/>
+                <w:sz w:val="22"/>
                 <w:szCs w:val="17"/>
               </w:rPr>
               <w:t xml:space="preserve">Solve Multiplication Equations · Solve Addition Equations</w:t>
@@ -1438,7 +1443,7 @@
                 <w:rFonts w:ascii="Avenir Next" w:hAnsi="Avenir Next" w:cs="Avenir Next" w:eastAsia="Avenir Next"/>
                 <w:b/>
                 <w:color w:val="1A1A1A"/>
-                <w:sz w:val="17"/>
+                <w:sz w:val="22"/>
                 <w:szCs w:val="17"/>
               </w:rPr>
               <w:t xml:space="preserve">1.</w:t>
@@ -1456,7 +1461,7 @@
               <w:rPr>
                 <w:rFonts w:ascii="Avenir Next" w:hAnsi="Avenir Next" w:cs="Avenir Next" w:eastAsia="Avenir Next"/>
                 <w:color w:val="1A1A1A"/>
-                <w:sz w:val="17"/>
+                <w:sz w:val="22"/>
                 <w:szCs w:val="17"/>
               </w:rPr>
               <w:t xml:space="preserve">Step 1: 7   Step 2: 9   Step 3: 63</w:t>
@@ -1475,7 +1480,7 @@
                 <w:rFonts w:ascii="Avenir Next" w:hAnsi="Avenir Next" w:cs="Avenir Next" w:eastAsia="Avenir Next"/>
                 <w:b/>
                 <w:color w:val="1A1A1A"/>
-                <w:sz w:val="17"/>
+                <w:sz w:val="22"/>
                 <w:szCs w:val="17"/>
               </w:rPr>
               <w:t xml:space="preserve">2.</w:t>
@@ -1493,7 +1498,7 @@
               <w:rPr>
                 <w:rFonts w:ascii="Avenir Next" w:hAnsi="Avenir Next" w:cs="Avenir Next" w:eastAsia="Avenir Next"/>
                 <w:color w:val="1A1A1A"/>
-                <w:sz w:val="17"/>
+                <w:sz w:val="22"/>
                 <w:szCs w:val="17"/>
               </w:rPr>
               <w:t xml:space="preserve">Step 1: 12   Step 2: 12   Step 3: 144</w:t>
@@ -1512,7 +1517,7 @@
                 <w:rFonts w:ascii="Avenir Next" w:hAnsi="Avenir Next" w:cs="Avenir Next" w:eastAsia="Avenir Next"/>
                 <w:b/>
                 <w:color w:val="1A1A1A"/>
-                <w:sz w:val="17"/>
+                <w:sz w:val="22"/>
                 <w:szCs w:val="17"/>
               </w:rPr>
               <w:t xml:space="preserve">3.</w:t>
@@ -1530,7 +1535,7 @@
               <w:rPr>
                 <w:rFonts w:ascii="Avenir Next" w:hAnsi="Avenir Next" w:cs="Avenir Next" w:eastAsia="Avenir Next"/>
                 <w:color w:val="1A1A1A"/>
-                <w:sz w:val="17"/>
+                <w:sz w:val="22"/>
                 <w:szCs w:val="17"/>
               </w:rPr>
               <w:t xml:space="preserve">a. </w:t>
@@ -1540,7 +1545,7 @@
                 <w:rFonts w:ascii="Avenir Next" w:hAnsi="Avenir Next" w:cs="Avenir Next" w:eastAsia="Avenir Next"/>
                 <w:i/>
                 <w:color w:val="1A1A1A"/>
-                <w:sz w:val="17"/>
+                <w:sz w:val="22"/>
                 <w:szCs w:val="17"/>
               </w:rPr>
               <w:t xml:space="preserve">w</w:t>
@@ -1549,7 +1554,7 @@
               <w:rPr>
                 <w:rFonts w:ascii="Avenir Next" w:hAnsi="Avenir Next" w:cs="Avenir Next" w:eastAsia="Avenir Next"/>
                 <w:color w:val="1A1A1A"/>
-                <w:sz w:val="17"/>
+                <w:sz w:val="22"/>
                 <w:szCs w:val="17"/>
               </w:rPr>
               <w:t xml:space="preserve"> = 25  b. </w:t>
@@ -1559,7 +1564,7 @@
                 <w:rFonts w:ascii="Avenir Next" w:hAnsi="Avenir Next" w:cs="Avenir Next" w:eastAsia="Avenir Next"/>
                 <w:i/>
                 <w:color w:val="1A1A1A"/>
-                <w:sz w:val="17"/>
+                <w:sz w:val="22"/>
                 <w:szCs w:val="17"/>
               </w:rPr>
               <w:t xml:space="preserve">y</w:t>
@@ -1568,7 +1573,7 @@
               <w:rPr>
                 <w:rFonts w:ascii="Avenir Next" w:hAnsi="Avenir Next" w:cs="Avenir Next" w:eastAsia="Avenir Next"/>
                 <w:color w:val="1A1A1A"/>
-                <w:sz w:val="17"/>
+                <w:sz w:val="22"/>
                 <w:szCs w:val="17"/>
               </w:rPr>
               <w:t xml:space="preserve"> = 12  c. </w:t>
@@ -1578,7 +1583,7 @@
                 <w:rFonts w:ascii="Avenir Next" w:hAnsi="Avenir Next" w:cs="Avenir Next" w:eastAsia="Avenir Next"/>
                 <w:i/>
                 <w:color w:val="1A1A1A"/>
-                <w:sz w:val="17"/>
+                <w:sz w:val="22"/>
                 <w:szCs w:val="17"/>
               </w:rPr>
               <w:t xml:space="preserve">t</w:t>
@@ -1587,7 +1592,7 @@
               <w:rPr>
                 <w:rFonts w:ascii="Avenir Next" w:hAnsi="Avenir Next" w:cs="Avenir Next" w:eastAsia="Avenir Next"/>
                 <w:color w:val="1A1A1A"/>
-                <w:sz w:val="17"/>
+                <w:sz w:val="22"/>
                 <w:szCs w:val="17"/>
               </w:rPr>
               <w:t xml:space="preserve"> = 17  d. </w:t>
@@ -1597,7 +1602,7 @@
                 <w:rFonts w:ascii="Avenir Next" w:hAnsi="Avenir Next" w:cs="Avenir Next" w:eastAsia="Avenir Next"/>
                 <w:i/>
                 <w:color w:val="1A1A1A"/>
-                <w:sz w:val="17"/>
+                <w:sz w:val="22"/>
                 <w:szCs w:val="17"/>
               </w:rPr>
               <w:t xml:space="preserve">b</w:t>
@@ -1606,7 +1611,7 @@
               <w:rPr>
                 <w:rFonts w:ascii="Avenir Next" w:hAnsi="Avenir Next" w:cs="Avenir Next" w:eastAsia="Avenir Next"/>
                 <w:color w:val="1A1A1A"/>
-                <w:sz w:val="17"/>
+                <w:sz w:val="22"/>
                 <w:szCs w:val="17"/>
               </w:rPr>
               <w:t xml:space="preserve"> = 25  e. </w:t>
@@ -1616,7 +1621,7 @@
                 <w:rFonts w:ascii="Avenir Next" w:hAnsi="Avenir Next" w:cs="Avenir Next" w:eastAsia="Avenir Next"/>
                 <w:i/>
                 <w:color w:val="1A1A1A"/>
-                <w:sz w:val="17"/>
+                <w:sz w:val="22"/>
                 <w:szCs w:val="17"/>
               </w:rPr>
               <w:t xml:space="preserve">x</w:t>
@@ -1625,7 +1630,7 @@
               <w:rPr>
                 <w:rFonts w:ascii="Avenir Next" w:hAnsi="Avenir Next" w:cs="Avenir Next" w:eastAsia="Avenir Next"/>
                 <w:color w:val="1A1A1A"/>
-                <w:sz w:val="17"/>
+                <w:sz w:val="22"/>
                 <w:szCs w:val="17"/>
               </w:rPr>
               <w:t xml:space="preserve"> = 19  f. </w:t>
@@ -1635,7 +1640,7 @@
                 <w:rFonts w:ascii="Avenir Next" w:hAnsi="Avenir Next" w:cs="Avenir Next" w:eastAsia="Avenir Next"/>
                 <w:i/>
                 <w:color w:val="1A1A1A"/>
-                <w:sz w:val="17"/>
+                <w:sz w:val="22"/>
                 <w:szCs w:val="17"/>
               </w:rPr>
               <w:t xml:space="preserve">n</w:t>
@@ -1644,7 +1649,7 @@
               <w:rPr>
                 <w:rFonts w:ascii="Avenir Next" w:hAnsi="Avenir Next" w:cs="Avenir Next" w:eastAsia="Avenir Next"/>
                 <w:color w:val="1A1A1A"/>
-                <w:sz w:val="17"/>
+                <w:sz w:val="22"/>
                 <w:szCs w:val="17"/>
               </w:rPr>
               <w:t xml:space="preserve"> = 23</w:t>
@@ -1663,7 +1668,7 @@
                 <w:rFonts w:ascii="Avenir Next" w:hAnsi="Avenir Next" w:cs="Avenir Next" w:eastAsia="Avenir Next"/>
                 <w:b/>
                 <w:color w:val="1A1A1A"/>
-                <w:sz w:val="17"/>
+                <w:sz w:val="22"/>
                 <w:szCs w:val="17"/>
               </w:rPr>
               <w:t xml:space="preserve">4.</w:t>
@@ -1681,7 +1686,7 @@
               <w:rPr>
                 <w:rFonts w:ascii="Avenir Next" w:hAnsi="Avenir Next" w:cs="Avenir Next" w:eastAsia="Avenir Next"/>
                 <w:color w:val="1A1A1A"/>
-                <w:sz w:val="17"/>
+                <w:sz w:val="22"/>
                 <w:szCs w:val="17"/>
               </w:rPr>
               <w:t xml:space="preserve">Step 1: 30   Step 2: 65   Step 3: 95</w:t>
@@ -1700,7 +1705,7 @@
                 <w:rFonts w:ascii="Avenir Next" w:hAnsi="Avenir Next" w:cs="Avenir Next" w:eastAsia="Avenir Next"/>
                 <w:b/>
                 <w:color w:val="1A1A1A"/>
-                <w:sz w:val="17"/>
+                <w:sz w:val="22"/>
                 <w:szCs w:val="17"/>
               </w:rPr>
               <w:t xml:space="preserve">5.</w:t>
@@ -1718,7 +1723,7 @@
               <w:rPr>
                 <w:rFonts w:ascii="Avenir Next" w:hAnsi="Avenir Next" w:cs="Avenir Next" w:eastAsia="Avenir Next"/>
                 <w:color w:val="1A1A1A"/>
-                <w:sz w:val="17"/>
+                <w:sz w:val="22"/>
                 <w:szCs w:val="17"/>
               </w:rPr>
               <w:t xml:space="preserve">Step 1: 60   Step 2: 150   Step 3: 210</w:t>
@@ -1737,7 +1742,7 @@
                 <w:rFonts w:ascii="Avenir Next" w:hAnsi="Avenir Next" w:cs="Avenir Next" w:eastAsia="Avenir Next"/>
                 <w:b/>
                 <w:color w:val="1A1A1A"/>
-                <w:sz w:val="17"/>
+                <w:sz w:val="22"/>
                 <w:szCs w:val="17"/>
               </w:rPr>
               <w:t xml:space="preserve">6.</w:t>
@@ -1755,7 +1760,7 @@
               <w:rPr>
                 <w:rFonts w:ascii="Avenir Next" w:hAnsi="Avenir Next" w:cs="Avenir Next" w:eastAsia="Avenir Next"/>
                 <w:color w:val="1A1A1A"/>
-                <w:sz w:val="17"/>
+                <w:sz w:val="22"/>
                 <w:szCs w:val="17"/>
               </w:rPr>
               <w:t xml:space="preserve">a. </w:t>
@@ -1765,7 +1770,7 @@
                 <w:rFonts w:ascii="Avenir Next" w:hAnsi="Avenir Next" w:cs="Avenir Next" w:eastAsia="Avenir Next"/>
                 <w:i/>
                 <w:color w:val="1A1A1A"/>
-                <w:sz w:val="17"/>
+                <w:sz w:val="22"/>
                 <w:szCs w:val="17"/>
               </w:rPr>
               <w:t xml:space="preserve">y</w:t>
@@ -1774,7 +1779,7 @@
               <w:rPr>
                 <w:rFonts w:ascii="Avenir Next" w:hAnsi="Avenir Next" w:cs="Avenir Next" w:eastAsia="Avenir Next"/>
                 <w:color w:val="1A1A1A"/>
-                <w:sz w:val="17"/>
+                <w:sz w:val="22"/>
                 <w:szCs w:val="17"/>
               </w:rPr>
               <w:t xml:space="preserve"> = 255  b. </w:t>
@@ -1784,7 +1789,7 @@
                 <w:rFonts w:ascii="Avenir Next" w:hAnsi="Avenir Next" w:cs="Avenir Next" w:eastAsia="Avenir Next"/>
                 <w:i/>
                 <w:color w:val="1A1A1A"/>
-                <w:sz w:val="17"/>
+                <w:sz w:val="22"/>
                 <w:szCs w:val="17"/>
               </w:rPr>
               <w:t xml:space="preserve">m</w:t>
@@ -1793,7 +1798,7 @@
               <w:rPr>
                 <w:rFonts w:ascii="Avenir Next" w:hAnsi="Avenir Next" w:cs="Avenir Next" w:eastAsia="Avenir Next"/>
                 <w:color w:val="1A1A1A"/>
-                <w:sz w:val="17"/>
+                <w:sz w:val="22"/>
                 <w:szCs w:val="17"/>
               </w:rPr>
               <w:t xml:space="preserve"> = 82  c. </w:t>
@@ -1803,7 +1808,7 @@
                 <w:rFonts w:ascii="Avenir Next" w:hAnsi="Avenir Next" w:cs="Avenir Next" w:eastAsia="Avenir Next"/>
                 <w:i/>
                 <w:color w:val="1A1A1A"/>
-                <w:sz w:val="17"/>
+                <w:sz w:val="22"/>
                 <w:szCs w:val="17"/>
               </w:rPr>
               <w:t xml:space="preserve">t</w:t>
@@ -1812,7 +1817,7 @@
               <w:rPr>
                 <w:rFonts w:ascii="Avenir Next" w:hAnsi="Avenir Next" w:cs="Avenir Next" w:eastAsia="Avenir Next"/>
                 <w:color w:val="1A1A1A"/>
-                <w:sz w:val="17"/>
+                <w:sz w:val="22"/>
                 <w:szCs w:val="17"/>
               </w:rPr>
               <w:t xml:space="preserve"> = 325  d. </w:t>
@@ -1822,7 +1827,7 @@
                 <w:rFonts w:ascii="Avenir Next" w:hAnsi="Avenir Next" w:cs="Avenir Next" w:eastAsia="Avenir Next"/>
                 <w:i/>
                 <w:color w:val="1A1A1A"/>
-                <w:sz w:val="17"/>
+                <w:sz w:val="22"/>
                 <w:szCs w:val="17"/>
               </w:rPr>
               <w:t xml:space="preserve">w</w:t>
@@ -1831,7 +1836,7 @@
               <w:rPr>
                 <w:rFonts w:ascii="Avenir Next" w:hAnsi="Avenir Next" w:cs="Avenir Next" w:eastAsia="Avenir Next"/>
                 <w:color w:val="1A1A1A"/>
-                <w:sz w:val="17"/>
+                <w:sz w:val="22"/>
                 <w:szCs w:val="17"/>
               </w:rPr>
               <w:t xml:space="preserve"> = 380  e. </w:t>
@@ -1841,7 +1846,7 @@
                 <w:rFonts w:ascii="Avenir Next" w:hAnsi="Avenir Next" w:cs="Avenir Next" w:eastAsia="Avenir Next"/>
                 <w:i/>
                 <w:color w:val="1A1A1A"/>
-                <w:sz w:val="17"/>
+                <w:sz w:val="22"/>
                 <w:szCs w:val="17"/>
               </w:rPr>
               <w:t xml:space="preserve">b</w:t>
@@ -1850,7 +1855,7 @@
               <w:rPr>
                 <w:rFonts w:ascii="Avenir Next" w:hAnsi="Avenir Next" w:cs="Avenir Next" w:eastAsia="Avenir Next"/>
                 <w:color w:val="1A1A1A"/>
-                <w:sz w:val="17"/>
+                <w:sz w:val="22"/>
                 <w:szCs w:val="17"/>
               </w:rPr>
               <w:t xml:space="preserve"> = 55  f. </w:t>
@@ -1860,7 +1865,7 @@
                 <w:rFonts w:ascii="Avenir Next" w:hAnsi="Avenir Next" w:cs="Avenir Next" w:eastAsia="Avenir Next"/>
                 <w:i/>
                 <w:color w:val="1A1A1A"/>
-                <w:sz w:val="17"/>
+                <w:sz w:val="22"/>
                 <w:szCs w:val="17"/>
               </w:rPr>
               <w:t xml:space="preserve">x</w:t>
@@ -1869,7 +1874,7 @@
               <w:rPr>
                 <w:rFonts w:ascii="Avenir Next" w:hAnsi="Avenir Next" w:cs="Avenir Next" w:eastAsia="Avenir Next"/>
                 <w:color w:val="1A1A1A"/>
-                <w:sz w:val="17"/>
+                <w:sz w:val="22"/>
                 <w:szCs w:val="17"/>
               </w:rPr>
               <w:t xml:space="preserve"> = 420</w:t>
@@ -1888,7 +1893,7 @@
                 <w:rFonts w:ascii="Avenir Next" w:hAnsi="Avenir Next" w:cs="Avenir Next" w:eastAsia="Avenir Next"/>
                 <w:b/>
                 <w:color w:val="1A1A1A"/>
-                <w:sz w:val="17"/>
+                <w:sz w:val="22"/>
                 <w:szCs w:val="17"/>
               </w:rPr>
               <w:t xml:space="preserve">7.</w:t>
@@ -1907,7 +1912,7 @@
                 <w:rFonts w:ascii="Avenir Next" w:hAnsi="Avenir Next" w:cs="Avenir Next" w:eastAsia="Avenir Next"/>
                 <w:b/>
                 <w:color w:val="1A1A1A"/>
-                <w:sz w:val="17"/>
+                <w:sz w:val="22"/>
                 <w:szCs w:val="17"/>
               </w:rPr>
               <w:t xml:space="preserve">B</w:t>
@@ -1916,7 +1921,7 @@
               <w:rPr>
                 <w:rFonts w:ascii="Avenir Next" w:hAnsi="Avenir Next" w:cs="Avenir Next" w:eastAsia="Avenir Next"/>
                 <w:color w:val="1A1A1A"/>
-                <w:sz w:val="17"/>
+                <w:sz w:val="22"/>
                 <w:szCs w:val="17"/>
               </w:rPr>
               <w:t xml:space="preserve">  (90 + </w:t>
@@ -1926,7 +1931,7 @@
                 <w:rFonts w:ascii="Avenir Next" w:hAnsi="Avenir Next" w:cs="Avenir Next" w:eastAsia="Avenir Next"/>
                 <w:i/>
                 <w:color w:val="1A1A1A"/>
-                <w:sz w:val="17"/>
+                <w:sz w:val="22"/>
                 <w:szCs w:val="17"/>
               </w:rPr>
               <w:t xml:space="preserve">x</w:t>
@@ -1935,7 +1940,7 @@
               <w:rPr>
                 <w:rFonts w:ascii="Avenir Next" w:hAnsi="Avenir Next" w:cs="Avenir Next" w:eastAsia="Avenir Next"/>
                 <w:color w:val="1A1A1A"/>
-                <w:sz w:val="17"/>
+                <w:sz w:val="22"/>
                 <w:szCs w:val="17"/>
               </w:rPr>
               <w:t xml:space="preserve"> = 600)</w:t>
@@ -2032,7 +2037,106 @@
               <w:sz w:val="15"/>
               <w:szCs w:val="15"/>
             </w:rPr>
-            <w:t xml:space="preserve">Lesson 9-4  ·  Prerequisite Practice  ·  Answer Key</w:t>
+            <w:t xml:space="preserve">9-4 · Page </w:t>
+          </w:r>
+          <w:r>
+            <w:rPr>
+              <w:rFonts w:ascii="Avenir Next" w:hAnsi="Avenir Next" w:cs="Avenir Next" w:eastAsia="Avenir Next"/>
+              <w:color w:val="5A5F66"/>
+              <w:sz w:val="15"/>
+              <w:szCs w:val="15"/>
+            </w:rPr>
+            <w:fldChar w:fldCharType="begin"/>
+          </w:r>
+          <w:r>
+            <w:rPr>
+              <w:rFonts w:ascii="Avenir Next" w:hAnsi="Avenir Next" w:cs="Avenir Next" w:eastAsia="Avenir Next"/>
+              <w:color w:val="5A5F66"/>
+              <w:sz w:val="15"/>
+              <w:szCs w:val="15"/>
+            </w:rPr>
+            <w:instrText xml:space="preserve"> PAGE </w:instrText>
+          </w:r>
+          <w:r>
+            <w:rPr>
+              <w:rFonts w:ascii="Avenir Next" w:hAnsi="Avenir Next" w:cs="Avenir Next" w:eastAsia="Avenir Next"/>
+              <w:color w:val="5A5F66"/>
+              <w:sz w:val="15"/>
+              <w:szCs w:val="15"/>
+            </w:rPr>
+            <w:fldChar w:fldCharType="separate"/>
+          </w:r>
+          <w:r>
+            <w:rPr>
+              <w:rFonts w:ascii="Avenir Next" w:hAnsi="Avenir Next" w:cs="Avenir Next" w:eastAsia="Avenir Next"/>
+              <w:color w:val="5A5F66"/>
+              <w:sz w:val="15"/>
+              <w:szCs w:val="15"/>
+            </w:rPr>
+            <w:t xml:space="preserve">1</w:t>
+          </w:r>
+          <w:r>
+            <w:rPr>
+              <w:rFonts w:ascii="Avenir Next" w:hAnsi="Avenir Next" w:cs="Avenir Next" w:eastAsia="Avenir Next"/>
+              <w:color w:val="5A5F66"/>
+              <w:sz w:val="15"/>
+              <w:szCs w:val="15"/>
+            </w:rPr>
+            <w:fldChar w:fldCharType="end"/>
+          </w:r>
+          <w:r>
+            <w:rPr>
+              <w:rFonts w:ascii="Avenir Next" w:hAnsi="Avenir Next" w:cs="Avenir Next" w:eastAsia="Avenir Next"/>
+              <w:color w:val="5A5F66"/>
+              <w:sz w:val="15"/>
+              <w:szCs w:val="15"/>
+            </w:rPr>
+            <w:t xml:space="preserve"> of </w:t>
+          </w:r>
+          <w:r>
+            <w:rPr>
+              <w:rFonts w:ascii="Avenir Next" w:hAnsi="Avenir Next" w:cs="Avenir Next" w:eastAsia="Avenir Next"/>
+              <w:color w:val="5A5F66"/>
+              <w:sz w:val="15"/>
+              <w:szCs w:val="15"/>
+            </w:rPr>
+            <w:fldChar w:fldCharType="begin"/>
+          </w:r>
+          <w:r>
+            <w:rPr>
+              <w:rFonts w:ascii="Avenir Next" w:hAnsi="Avenir Next" w:cs="Avenir Next" w:eastAsia="Avenir Next"/>
+              <w:color w:val="5A5F66"/>
+              <w:sz w:val="15"/>
+              <w:szCs w:val="15"/>
+            </w:rPr>
+            <w:instrText xml:space="preserve"> NUMPAGES </w:instrText>
+          </w:r>
+          <w:r>
+            <w:rPr>
+              <w:rFonts w:ascii="Avenir Next" w:hAnsi="Avenir Next" w:cs="Avenir Next" w:eastAsia="Avenir Next"/>
+              <w:color w:val="5A5F66"/>
+              <w:sz w:val="15"/>
+              <w:szCs w:val="15"/>
+            </w:rPr>
+            <w:fldChar w:fldCharType="separate"/>
+          </w:r>
+          <w:r>
+            <w:rPr>
+              <w:rFonts w:ascii="Avenir Next" w:hAnsi="Avenir Next" w:cs="Avenir Next" w:eastAsia="Avenir Next"/>
+              <w:color w:val="5A5F66"/>
+              <w:sz w:val="15"/>
+              <w:szCs w:val="15"/>
+            </w:rPr>
+            <w:t xml:space="preserve">1</w:t>
+          </w:r>
+          <w:r>
+            <w:rPr>
+              <w:rFonts w:ascii="Avenir Next" w:hAnsi="Avenir Next" w:cs="Avenir Next" w:eastAsia="Avenir Next"/>
+              <w:color w:val="5A5F66"/>
+              <w:sz w:val="15"/>
+              <w:szCs w:val="15"/>
+            </w:rPr>
+            <w:fldChar w:fldCharType="end"/>
           </w:r>
         </w:p>
       </w:tc>
@@ -2075,5 +2179,23 @@
       </w:tblCellMar>
     </w:tblPr>
   </w:style>
+  <w:style w:type="paragraph" w:styleId="Heading1">
+    <w:name w:val="heading 1"/>
+    <w:basedOn w:val="Normal"/>
+    <w:pPr>
+      <w:outlineLvl w:val="0"/>
+      <w:keepNext w:val="0"/>
+      <w:keepLines w:val="0"/>
+    </w:pPr>
+  </w:style>
+  <w:style w:type="paragraph" w:styleId="Heading2">
+    <w:name w:val="heading 2"/>
+    <w:basedOn w:val="Normal"/>
+    <w:pPr>
+      <w:outlineLvl w:val="1"/>
+      <w:keepNext w:val="0"/>
+      <w:keepLines w:val="0"/>
+    </w:pPr>
+  </w:style>
 </w:styles>
 </file>